--- a/docs/忆联_场景素材生成描述_V1.2.docx
+++ b/docs/忆联_场景素材生成描述_V1.2.docx
@@ -18,7 +18,7 @@
     </w:p>
     <w:p>
       <w:r>
-        <w:t>配套阅读：prototype/素材来源与授权.md（为什么不能再从网上抓图）、忆联_身后空间与居所设计_V1.0.md 4.2–4.4、prototype/tools/scene_grade.py（客观打分脚本）。</w:t>
+        <w:t>配套阅读：prototype/素材来源与授权.md（为什么不能再从网上抓图）、忆联_身后空间与居所设计_V1.1.md 4.2–4.4、prototype/tools/scene_grade.py（客观打分脚本）。</w:t>
       </w:r>
     </w:p>
     <w:p>
